--- a/aura-documents/output/word/04-client-policies/03-refund-rescheduling-service-recovery-policy.docx
+++ b/aura-documents/output/word/04-client-policies/03-refund-rescheduling-service-recovery-policy.docx
@@ -30,7 +30,7 @@
           <w:color w:val="7A6753"/>
           <w:sz w:val="16"/>
         </w:rPr>
-        <w:t xml:space="preserve">Document No. AUR-CLI-03 · Version 0.1 (Draft) · Owner: General Manager · Effective: </w:t>
+        <w:t xml:space="preserve">Document No. AUR-CLI-03 · Version 0.2 (Draft) · Owner: General Manager · Effective: </w:t>
       </w:r>
       <w:r>
         <w:rPr>
@@ -692,7 +692,7 @@
                 <w:color w:val="4A3A2C"/>
                 <w:sz w:val="17"/>
               </w:rPr>
-              <w:t>Host / clinician</w:t>
+              <w:t>Host</w:t>
             </w:r>
           </w:p>
         </w:tc>
@@ -714,7 +714,7 @@
                 <w:color w:val="4A3A2C"/>
                 <w:sz w:val="17"/>
               </w:rPr>
-              <w:t>Session stopped for safety by host or clinician</w:t>
+              <w:t>Session stopped for safety by host</w:t>
             </w:r>
           </w:p>
         </w:tc>
@@ -1071,7 +1071,7 @@
                 <w:color w:val="4A3A2C"/>
                 <w:sz w:val="17"/>
               </w:rPr>
-              <w:t>IV formula prepared, then not administered for clinical reasons</w:t>
+              <w:t>Dissatisfied with the experience (no fault found)</w:t>
             </w:r>
           </w:p>
         </w:tc>
@@ -1092,7 +1092,7 @@
                 <w:color w:val="4A3A2C"/>
                 <w:sz w:val="17"/>
               </w:rPr>
-              <w:t>No charge</w:t>
+              <w:t>Conversation with host; goodwill credit at General Manager's discretion</w:t>
             </w:r>
           </w:p>
         </w:tc>
@@ -1100,68 +1100,6 @@
           <w:tcPr>
             <w:tcW w:type="dxa" w:w="3137"/>
             <w:shd w:val="clear" w:color="auto" w:fill="FBF5EE"/>
-          </w:tcPr>
-          <w:p>
-            <w:pPr>
-              <w:spacing w:before="40" w:after="40" w:line="276" w:lineRule="auto"/>
-            </w:pPr>
-            <w:r>
-              <w:rPr>
-                <w:rFonts w:ascii="Jost" w:hAnsi="Jost" w:cs="Jost" w:eastAsia="Jost"/>
-                <w:b w:val="0"/>
-                <w:i w:val="0"/>
-                <w:color w:val="4A3A2C"/>
-                <w:sz w:val="17"/>
-              </w:rPr>
-              <w:t>Clinician / General Manager</w:t>
-            </w:r>
-          </w:p>
-        </w:tc>
-      </w:tr>
-      <w:tr>
-        <w:tc>
-          <w:tcPr>
-            <w:tcW w:type="dxa" w:w="3137"/>
-          </w:tcPr>
-          <w:p>
-            <w:pPr>
-              <w:spacing w:before="40" w:after="40" w:line="276" w:lineRule="auto"/>
-            </w:pPr>
-            <w:r>
-              <w:rPr>
-                <w:rFonts w:ascii="Jost" w:hAnsi="Jost" w:cs="Jost" w:eastAsia="Jost"/>
-                <w:b w:val="0"/>
-                <w:i w:val="0"/>
-                <w:color w:val="4A3A2C"/>
-                <w:sz w:val="17"/>
-              </w:rPr>
-              <w:t>Dissatisfied with the experience (no fault found)</w:t>
-            </w:r>
-          </w:p>
-        </w:tc>
-        <w:tc>
-          <w:tcPr>
-            <w:tcW w:type="dxa" w:w="3137"/>
-          </w:tcPr>
-          <w:p>
-            <w:pPr>
-              <w:spacing w:before="40" w:after="40" w:line="276" w:lineRule="auto"/>
-            </w:pPr>
-            <w:r>
-              <w:rPr>
-                <w:rFonts w:ascii="Jost" w:hAnsi="Jost" w:cs="Jost" w:eastAsia="Jost"/>
-                <w:b w:val="0"/>
-                <w:i w:val="0"/>
-                <w:color w:val="4A3A2C"/>
-                <w:sz w:val="17"/>
-              </w:rPr>
-              <w:t>Conversation with host; goodwill credit at General Manager's discretion</w:t>
-            </w:r>
-          </w:p>
-        </w:tc>
-        <w:tc>
-          <w:tcPr>
-            <w:tcW w:type="dxa" w:w="3137"/>
           </w:tcPr>
           <w:p>
             <w:pPr>
@@ -1184,7 +1122,6 @@
         <w:tc>
           <w:tcPr>
             <w:tcW w:type="dxa" w:w="3137"/>
-            <w:shd w:val="clear" w:color="auto" w:fill="FBF5EE"/>
           </w:tcPr>
           <w:p>
             <w:pPr>
@@ -1205,7 +1142,6 @@
         <w:tc>
           <w:tcPr>
             <w:tcW w:type="dxa" w:w="3137"/>
-            <w:shd w:val="clear" w:color="auto" w:fill="FBF5EE"/>
           </w:tcPr>
           <w:p>
             <w:pPr>
@@ -1226,7 +1162,6 @@
         <w:tc>
           <w:tcPr>
             <w:tcW w:type="dxa" w:w="3137"/>
-            <w:shd w:val="clear" w:color="auto" w:fill="FBF5EE"/>
           </w:tcPr>
           <w:p>
             <w:pPr>
@@ -1406,7 +1341,7 @@
           <w:color w:val="4A3A2C"/>
           <w:sz w:val="20"/>
         </w:rPr>
-        <w:t>Hosts and clinicians may stop any session at any time for safety, for example a reading on the cryotherapy thermal-vision monitor, discomfort during hyperbaric pressurisation, dizziness in the sauna, or a reaction during IV therapy.</w:t>
+        <w:t>Hosts, Healers and facilitators may stop any session at any time for safety, for example a reading on the cryotherapy thermal-vision monitor, discomfort during hyperbaric pressurisation, dizziness in the sauna, or breathlessness in the cold plunge.</w:t>
       </w:r>
     </w:p>
     <w:p>
@@ -1474,7 +1409,7 @@
           <w:color w:val="4A3A2C"/>
           <w:sz w:val="20"/>
         </w:rPr>
-        <w:t>If the stop arose because the guest did not disclose relevant health information, the session is still not charged, but we may require a clinician screen or a doctor's note before that modality is booked again.</w:t>
+        <w:t>If the stop arose because the guest did not disclose relevant health information, the session is still not charged, but we may require a doctor's note before that modality is booked again.</w:t>
       </w:r>
     </w:p>
     <w:p>
@@ -1519,7 +1454,7 @@
           <w:color w:val="4A3A2C"/>
           <w:sz w:val="20"/>
         </w:rPr>
-        <w:t>If we need to move a booking (equipment service, clinician availability, power or water interruption, building works or events outside our control), we will:</w:t>
+        <w:t>If we need to move a booking (equipment service, Healer or facilitator availability, power or water interruption, building works or events outside our control), we will:</w:t>
       </w:r>
     </w:p>
     <w:p>
@@ -1935,7 +1870,7 @@
           <w:color w:val="4A3A2C"/>
           <w:sz w:val="20"/>
         </w:rPr>
-        <w:t xml:space="preserve">We accept </w:t>
+        <w:t xml:space="preserve">We accept Apple Pay, card (Visa, Mastercard </w:t>
       </w:r>
       <w:r>
         <w:rPr>
@@ -1945,7 +1880,7 @@
           <w:color w:val="A6754C"/>
           <w:sz w:val="20"/>
         </w:rPr>
-        <w:t>[card (Visa, Mastercard, American Express) / Apple Pay / Google Pay / bank transfer for corporate accounts / cash — to be decided]</w:t>
+        <w:t>[American Express — to confirm]</w:t>
       </w:r>
       <w:r>
         <w:rPr>
@@ -1955,7 +1890,27 @@
           <w:color w:val="4A3A2C"/>
           <w:sz w:val="20"/>
         </w:rPr>
-        <w:t xml:space="preserve">. Prices are in UAE dirhams and include VAT where applicable </w:t>
+        <w:t xml:space="preserve">) and cash. Bank transfer for corporate accounts is </w:t>
+      </w:r>
+      <w:r>
+        <w:rPr>
+          <w:rFonts w:ascii="Jost" w:hAnsi="Jost" w:cs="Jost" w:eastAsia="Jost"/>
+          <w:b w:val="0"/>
+          <w:i w:val="0"/>
+          <w:color w:val="A6754C"/>
+          <w:sz w:val="20"/>
+        </w:rPr>
+        <w:t>[to be decided]</w:t>
+      </w:r>
+      <w:r>
+        <w:rPr>
+          <w:rFonts w:ascii="Jost" w:hAnsi="Jost" w:cs="Jost" w:eastAsia="Jost"/>
+          <w:b w:val="0"/>
+          <w:i w:val="0"/>
+          <w:color w:val="4A3A2C"/>
+          <w:sz w:val="20"/>
+        </w:rPr>
+        <w:t xml:space="preserve">. Buy-now-pay-later through Tabby will be added later. Prices are in UAE dirhams and include VAT where applicable </w:t>
       </w:r>
       <w:r>
         <w:rPr>
@@ -2759,7 +2714,7 @@
           <w:color w:val="4A3A2C"/>
           <w:sz w:val="20"/>
         </w:rPr>
-        <w:t xml:space="preserve"> working days. Complaints about clinical services are also handled under our clinical governance procedures, subject to DHA requirements </w:t>
+        <w:t xml:space="preserve"> working days. No medical treatments are offered at launch; any complaint with a health or safety element is also escalated to the </w:t>
       </w:r>
       <w:r>
         <w:rPr>
@@ -2769,7 +2724,7 @@
           <w:color w:val="A6754C"/>
           <w:sz w:val="20"/>
         </w:rPr>
-        <w:t>[DHA licence / approval reference]</w:t>
+        <w:t>[Medical Director named on the licence]</w:t>
       </w:r>
       <w:r>
         <w:rPr>
@@ -2779,7 +2734,7 @@
           <w:color w:val="4A3A2C"/>
           <w:sz w:val="20"/>
         </w:rPr>
-        <w:t>.</w:t>
+        <w:t xml:space="preserve"> for oversight.</w:t>
       </w:r>
     </w:p>
     <w:p>
@@ -3018,6 +2973,92 @@
         <w:tc>
           <w:tcPr>
             <w:tcW w:type="dxa" w:w="2353"/>
+          </w:tcPr>
+          <w:p>
+            <w:pPr>
+              <w:spacing w:before="40" w:after="40" w:line="276" w:lineRule="auto"/>
+            </w:pPr>
+            <w:r>
+              <w:rPr>
+                <w:rFonts w:ascii="Jost" w:hAnsi="Jost" w:cs="Jost" w:eastAsia="Jost"/>
+                <w:b w:val="0"/>
+                <w:i w:val="0"/>
+                <w:color w:val="4A3A2C"/>
+                <w:sz w:val="17"/>
+              </w:rPr>
+              <w:t>General Manager</w:t>
+            </w:r>
+          </w:p>
+        </w:tc>
+      </w:tr>
+      <w:tr>
+        <w:tc>
+          <w:tcPr>
+            <w:tcW w:type="dxa" w:w="2353"/>
+            <w:shd w:val="clear" w:color="auto" w:fill="FBF5EE"/>
+          </w:tcPr>
+          <w:p>
+            <w:pPr>
+              <w:spacing w:before="40" w:after="40" w:line="276" w:lineRule="auto"/>
+            </w:pPr>
+            <w:r>
+              <w:rPr>
+                <w:rFonts w:ascii="Jost" w:hAnsi="Jost" w:cs="Jost" w:eastAsia="Jost"/>
+                <w:b w:val="0"/>
+                <w:i w:val="0"/>
+                <w:color w:val="4A3A2C"/>
+                <w:sz w:val="17"/>
+              </w:rPr>
+              <w:t>0.2</w:t>
+            </w:r>
+          </w:p>
+        </w:tc>
+        <w:tc>
+          <w:tcPr>
+            <w:tcW w:type="dxa" w:w="2353"/>
+            <w:shd w:val="clear" w:color="auto" w:fill="FBF5EE"/>
+          </w:tcPr>
+          <w:p>
+            <w:pPr>
+              <w:spacing w:before="40" w:after="40" w:line="276" w:lineRule="auto"/>
+            </w:pPr>
+            <w:r>
+              <w:rPr>
+                <w:rFonts w:ascii="Jost" w:hAnsi="Jost" w:cs="Jost" w:eastAsia="Jost"/>
+                <w:b w:val="0"/>
+                <w:i w:val="0"/>
+                <w:color w:val="A6754C"/>
+                <w:sz w:val="17"/>
+              </w:rPr>
+              <w:t>[Date]</w:t>
+            </w:r>
+          </w:p>
+        </w:tc>
+        <w:tc>
+          <w:tcPr>
+            <w:tcW w:type="dxa" w:w="2353"/>
+            <w:shd w:val="clear" w:color="auto" w:fill="FBF5EE"/>
+          </w:tcPr>
+          <w:p>
+            <w:pPr>
+              <w:spacing w:before="40" w:after="40" w:line="276" w:lineRule="auto"/>
+            </w:pPr>
+            <w:r>
+              <w:rPr>
+                <w:rFonts w:ascii="Jost" w:hAnsi="Jost" w:cs="Jost" w:eastAsia="Jost"/>
+                <w:b w:val="0"/>
+                <w:i w:val="0"/>
+                <w:color w:val="4A3A2C"/>
+                <w:sz w:val="17"/>
+              </w:rPr>
+              <w:t>Updated to General Manager operating decisions of 28 Oct 2026 (hours, Healer consultation, Sound Healing, no IV or wet float at launch, payments)</w:t>
+            </w:r>
+          </w:p>
+        </w:tc>
+        <w:tc>
+          <w:tcPr>
+            <w:tcW w:type="dxa" w:w="2353"/>
+            <w:shd w:val="clear" w:color="auto" w:fill="FBF5EE"/>
           </w:tcPr>
           <w:p>
             <w:pPr>
